--- a/TAI_LIEU_THIET_KE_V2.docx
+++ b/TAI_LIEU_THIET_KE_V2.docx
@@ -98,36 +98,13 @@
     </w:p>
     <w:p>
       <w:r>
-        <w:t xml:space="preserve">Tài liệu này tập trung vào việc thu thập hiện trạng vận hành tại các cụm sân thể thao. Trọng tâm của hệ thống giải pháp sau này là </w:t>
-      </w:r>
-      <w:r>
-        <w:rPr>
-          <w:b/>
-        </w:rPr>
-        <w:t>Số hóa quy trình quản lý lịch sân, doanh thu</w:t>
-      </w:r>
-      <w:r>
-        <w:t xml:space="preserve"> và </w:t>
-      </w:r>
-      <w:r>
-        <w:rPr>
-          <w:b/>
-        </w:rPr>
-        <w:t>Tích hợp Trợ lý ảo AI (Chatbot)</w:t>
-      </w:r>
-      <w:r>
-        <w:t xml:space="preserve"> để hỗ trợ hỏi đáp, đặt sân và phân tích dữ liệu cơ bản. </w:t>
+        <w:t xml:space="preserve">Tài liệu này tập trung vào việc thu thập hiện trạng vận hành tại các cụm sân thể thao. Trọng tâm của hệ thống giải pháp sau này là Số hóa quy trình quản lý lịch sân, doanh thu và Tích hợp Trợ lý ảo AI (Chatbot) để hỗ trợ hỏi đáp, đặt sân và phân tích dữ liệu cơ bản. </w:t>
       </w:r>
     </w:p>
     <w:p>
-      <w:r/>
       <w:r>
-        <w:rPr>
-          <w:i/>
-        </w:rPr>
         <w:t>(Lưu ý: Phạm vi dự án KHÔNG bao gồm tích hợp phần cứng tự động hóa như IoT ngắt điện hay Camera nhận diện AI).</w:t>
       </w:r>
-      <w:r/>
     </w:p>
     <w:p>
       <w:pPr>
@@ -149,73 +126,40 @@
       <w:pPr>
         <w:pStyle w:val="ListBullet"/>
       </w:pPr>
-      <w:r/>
       <w:r>
-        <w:rPr>
-          <w:b/>
-        </w:rPr>
-        <w:t>Phương thức ghi nhận lịch:</w:t>
-      </w:r>
-      <w:r>
-        <w:t xml:space="preserve"> Đang dùng sổ tay ghi chép, file Excel rời rạc hoặc Zalo.</w:t>
+        <w:t>Phương thức ghi nhận lịch: Đang dùng sổ tay ghi chép, file Excel rời rạc hoặc Zalo.</w:t>
       </w:r>
     </w:p>
     <w:p>
       <w:pPr>
         <w:pStyle w:val="ListBullet"/>
       </w:pPr>
-      <w:r/>
       <w:r>
-        <w:rPr>
-          <w:b/>
-        </w:rPr>
-        <w:t>Chính sách đặt cọc:</w:t>
-      </w:r>
-      <w:r>
-        <w:t xml:space="preserve"> Yêu cầu chuyển khoản 30% – 50%. Khách phải chụp biên lai gửi qua Zalo, nhân viên mất thời gian check app ngân hàng để đối soát.</w:t>
+        <w:t>Chính sách đặt cọc: Yêu cầu chuyển khoản 30% – 50%. Khách phải chụp biên lai gửi qua Zalo, nhân viên mất thời gian check app ngân hàng để đối soát.</w:t>
       </w:r>
     </w:p>
     <w:p>
       <w:pPr>
         <w:pStyle w:val="ListBullet"/>
       </w:pPr>
-      <w:r/>
       <w:r>
-        <w:rPr>
-          <w:b/>
-        </w:rPr>
         <w:t>Điểm nghẽn:</w:t>
-      </w:r>
-      <w:r/>
-    </w:p>
-    <w:p>
-      <w:pPr>
-        <w:pStyle w:val="ListBullet"/>
-      </w:pPr>
-      <w:r/>
-      <w:r>
-        <w:rPr>
-          <w:b/>
-        </w:rPr>
-        <w:t>Trùng lịch (Overbooking):</w:t>
-      </w:r>
-      <w:r>
-        <w:t xml:space="preserve"> 2 nhân viên cùng nhận lịch 1 sân qua 2 kênh khác nhau.</w:t>
       </w:r>
     </w:p>
     <w:p>
       <w:pPr>
         <w:pStyle w:val="ListBullet"/>
       </w:pPr>
-      <w:r/>
       <w:r>
-        <w:rPr>
-          <w:b/>
-        </w:rPr>
-        <w:t>Độ trễ cao:</w:t>
+        <w:t>Trùng lịch (Overbooking): 2 nhân viên cùng nhận lịch 1 sân qua 2 kênh khác nhau.</w:t>
       </w:r>
+    </w:p>
+    <w:p>
+      <w:pPr>
+        <w:pStyle w:val="ListBullet"/>
+      </w:pPr>
       <w:r>
-        <w:t xml:space="preserve"> Khách hàng phải đợi 5-15 phút để nhân viên kiểm tra lịch trống và đối soát tiền cọc.</w:t>
+        <w:t>Độ trễ cao: Khách hàng phải đợi 5-15 phút để nhân viên kiểm tra lịch trống và đối soát tiền cọc.</w:t>
       </w:r>
     </w:p>
     <w:p>
@@ -255,16 +199,7 @@
         <w:pStyle w:val="ListBullet"/>
       </w:pPr>
       <w:r>
-        <w:t xml:space="preserve">Khách hàng phàn nàn vì mất quá nhiều thời gian chờ đợi phản hồi tin nhắn Zalo/Fanpage từ chủ sân chỉ để hỏi thông tin cơ bản: </w:t>
-      </w:r>
-      <w:r>
-        <w:rPr>
-          <w:i/>
-        </w:rPr>
-        <w:t>"Chiều nay 5h còn sân không?"</w:t>
-      </w:r>
-      <w:r>
-        <w:t>.</w:t>
+        <w:t>Khách hàng phàn nàn vì mất quá nhiều thời gian chờ đợi phản hồi tin nhắn Zalo/Fanpage từ chủ sân chỉ để hỏi thông tin cơ bản: "Chiều nay 5h còn sân không?".</w:t>
       </w:r>
     </w:p>
     <w:p>
@@ -279,30 +214,16 @@
       <w:pPr>
         <w:pStyle w:val="ListBullet"/>
       </w:pPr>
-      <w:r/>
       <w:r>
-        <w:rPr>
-          <w:b/>
-        </w:rPr>
-        <w:t>Hiện trạng:</w:t>
-      </w:r>
-      <w:r>
-        <w:t xml:space="preserve"> Các sân có sẵn Wi-Fi và nhân viên có sử dụng máy tính/điện thoại thông minh.</w:t>
+        <w:t>Hiện trạng: Các sân có sẵn Wi-Fi và nhân viên có sử dụng máy tính/điện thoại thông minh.</w:t>
       </w:r>
     </w:p>
     <w:p>
       <w:pPr>
         <w:pStyle w:val="ListBullet"/>
       </w:pPr>
-      <w:r/>
       <w:r>
-        <w:rPr>
-          <w:b/>
-        </w:rPr>
-        <w:t>Kết luận:</w:t>
-      </w:r>
-      <w:r>
-        <w:t xml:space="preserve"> Chủ sân mong muốn một hệ thống nền tảng Web App thuần túy, có thể truy cập mọi lúc mọi nơi. Không yêu cầu cải tạo hạ tầng điện hay lắp đặt thiết bị ngoại vi đắt tiền.</w:t>
+        <w:t>Kết luận: Chủ sân mong muốn một hệ thống nền tảng Web App thuần túy, có thể truy cập mọi lúc mọi nơi. Không yêu cầu cải tạo hạ tầng điện hay lắp đặt thiết bị ngoại vi đắt tiền.</w:t>
       </w:r>
     </w:p>
     <w:p>
@@ -325,45 +246,24 @@
       <w:pPr>
         <w:pStyle w:val="ListBullet"/>
       </w:pPr>
-      <w:r/>
       <w:r>
-        <w:rPr>
-          <w:b/>
-        </w:rPr>
-        <w:t>BR-01:</w:t>
-      </w:r>
-      <w:r>
-        <w:t xml:space="preserve"> Triệt tiêu hoàn toàn rủi ro trùng lịch (Overbooking) bằng dữ liệu tập trung.</w:t>
+        <w:t>BR-01: Triệt tiêu hoàn toàn rủi ro trùng lịch (Overbooking) bằng dữ liệu tập trung.</w:t>
       </w:r>
     </w:p>
     <w:p>
       <w:pPr>
         <w:pStyle w:val="ListBullet"/>
       </w:pPr>
-      <w:r/>
       <w:r>
-        <w:rPr>
-          <w:b/>
-        </w:rPr>
-        <w:t>BR-02:</w:t>
-      </w:r>
-      <w:r>
-        <w:t xml:space="preserve"> Tự động hóa quy trình tra cứu lịch trống và thanh toán cọc trực tuyến qua cổng thanh toán/QR Code.</w:t>
+        <w:t>BR-02: Tự động hóa quy trình tra cứu lịch trống và thanh toán cọc trực tuyến qua cổng thanh toán/QR Code.</w:t>
       </w:r>
     </w:p>
     <w:p>
       <w:pPr>
         <w:pStyle w:val="ListBullet"/>
       </w:pPr>
-      <w:r/>
       <w:r>
-        <w:rPr>
-          <w:b/>
-        </w:rPr>
-        <w:t>BR-03:</w:t>
-      </w:r>
-      <w:r>
-        <w:t xml:space="preserve"> Ứng dụng AI Chatbot để trả lời tin nhắn khách hàng 24/7, giảm tải 80% thời gian trực chat của nhân viên.</w:t>
+        <w:t>BR-03: Ứng dụng AI Chatbot để trả lời tin nhắn khách hàng 24/7, giảm tải 80% thời gian trực chat của nhân viên.</w:t>
       </w:r>
     </w:p>
     <w:p>
@@ -378,30 +278,16 @@
       <w:pPr>
         <w:pStyle w:val="ListBullet"/>
       </w:pPr>
-      <w:r/>
       <w:r>
-        <w:rPr>
-          <w:b/>
-        </w:rPr>
-        <w:t>CON-01 (Nền tảng):</w:t>
-      </w:r>
-      <w:r>
-        <w:t xml:space="preserve"> Hệ thống chạy trên nền tảng Web, thiết kế Responsive hỗ trợ hiển thị tốt trên Mobile (Smartphone, Tablet).</w:t>
+        <w:t>CON-01 (Nền tảng): Hệ thống chạy trên nền tảng Web, thiết kế Responsive hỗ trợ hiển thị tốt trên Mobile (Smartphone, Tablet).</w:t>
       </w:r>
     </w:p>
     <w:p>
       <w:pPr>
         <w:pStyle w:val="ListBullet"/>
       </w:pPr>
-      <w:r/>
       <w:r>
-        <w:rPr>
-          <w:b/>
-        </w:rPr>
-        <w:t>CON-02 (AI Integration):</w:t>
-      </w:r>
-      <w:r>
-        <w:t xml:space="preserve"> Module AI phải giới hạn trong phạm vi tư vấn bằng văn bản (RAG Chatbot), truy vấn đúng dữ liệu sân đang trống từ CSDL, tuyệt đối không tự bịa thông tin (No Hallucination).</w:t>
+        <w:t>CON-02 (AI Integration): Module AI phải giới hạn trong phạm vi tư vấn bằng văn bản (RAG Chatbot), truy vấn đúng dữ liệu sân đang trống từ CSDL, tuyệt đối không tự bịa thông tin (No Hallucination).</w:t>
       </w:r>
     </w:p>
     <w:p>
@@ -426,42 +312,73 @@
       </w:r>
     </w:p>
     <w:p>
-      <w:pPr>
-        <w:jc w:val="center"/>
-      </w:pPr>
       <w:r>
-        <w:drawing>
-          <wp:inline xmlns:a="http://schemas.openxmlformats.org/drawingml/2006/main" xmlns:pic="http://schemas.openxmlformats.org/drawingml/2006/picture">
-            <wp:extent cx="5486400" cy="4529889"/>
-            <wp:docPr id="1" name="Picture 1"/>
-            <wp:cNvGraphicFramePr>
-              <a:graphicFrameLocks noChangeAspect="1"/>
-            </wp:cNvGraphicFramePr>
-            <a:graphic>
-              <a:graphicData uri="http://schemas.openxmlformats.org/drawingml/2006/picture">
-                <pic:pic>
-                  <pic:nvPicPr>
-                    <pic:cNvPr id="0" name="image.png"/>
-                    <pic:cNvPicPr/>
-                  </pic:nvPicPr>
-                  <pic:blipFill>
-                    <a:blip r:embed="rId9"/>
-                    <a:stretch>
-                      <a:fillRect/>
-                    </a:stretch>
-                  </pic:blipFill>
-                  <pic:spPr>
-                    <a:xfrm>
-                      <a:off x="0" y="0"/>
-                      <a:ext cx="5486400" cy="4529889"/>
-                    </a:xfrm>
-                    <a:prstGeom prst="rect"/>
-                  </pic:spPr>
-                </pic:pic>
-              </a:graphicData>
-            </a:graphic>
-          </wp:inline>
-        </w:drawing>
+        <w:rPr>
+          <w:rFonts w:ascii="Courier New" w:hAnsi="Courier New"/>
+          <w:sz w:val="20"/>
+        </w:rPr>
+        <w:t>@startuml</w:t>
+        <w:br/>
+        <w:t>left to right direction</w:t>
+        <w:br/>
+        <w:t>actor "Khách Hàng" as User</w:t>
+        <w:br/>
+        <w:t>actor "Chủ Sân / Quản Lý" as Admin</w:t>
+        <w:br/>
+        <w:t>actor "AI Service (LLM API)" as AI_API</w:t>
+        <w:br/>
+        <w:br/>
+        <w:t>package "Hệ thống Quản lý Sân Thể Thao" {</w:t>
+        <w:br/>
+        <w:t xml:space="preserve">    usecase "UC01: Quản lý Tài khoản" as UC1</w:t>
+        <w:br/>
+        <w:t xml:space="preserve">    usecase "UC02: Tra cứu &amp; Đặt sân trực tuyến" as UC2</w:t>
+        <w:br/>
+        <w:t xml:space="preserve">    usecase "UC03: Quản lý Thanh toán" as UC3</w:t>
+        <w:br/>
+        <w:t xml:space="preserve">    usecase "UC04: Quản lý Lịch sân &amp; Bảng giá" as UC4</w:t>
+        <w:br/>
+        <w:t xml:space="preserve">    usecase "UC05: Xem Báo cáo Doanh thu" as UC5</w:t>
+        <w:br/>
+        <w:t xml:space="preserve">    </w:t>
+        <w:br/>
+        <w:t xml:space="preserve">    usecase "UC06: Hỏi đáp Trợ lý AI Khách hàng" as UC6</w:t>
+        <w:br/>
+        <w:t xml:space="preserve">    usecase "UC07: Phân tích Dữ liệu qua AI (Admin)" as UC7</w:t>
+        <w:br/>
+        <w:t xml:space="preserve">    usecase "UC_RAG: Truy xuất Context Dữ liệu" as UC_RAG</w:t>
+        <w:br/>
+        <w:t>}</w:t>
+        <w:br/>
+        <w:br/>
+        <w:t>User --&gt; UC1</w:t>
+        <w:br/>
+        <w:t>User --&gt; UC2</w:t>
+        <w:br/>
+        <w:t>User --&gt; UC3</w:t>
+        <w:br/>
+        <w:t>User --&gt; UC6</w:t>
+        <w:br/>
+        <w:br/>
+        <w:t>Admin --&gt; UC1</w:t>
+        <w:br/>
+        <w:t>Admin --&gt; UC4</w:t>
+        <w:br/>
+        <w:t>Admin --&gt; UC5</w:t>
+        <w:br/>
+        <w:t>Admin --&gt; UC7</w:t>
+        <w:br/>
+        <w:br/>
+        <w:t>UC6 ..&gt; UC_RAG : &lt;&lt;include&gt;&gt;</w:t>
+        <w:br/>
+        <w:t>UC7 ..&gt; UC_RAG : &lt;&lt;include&gt;&gt;</w:t>
+        <w:br/>
+        <w:br/>
+        <w:t>UC6 --&gt; AI_API</w:t>
+        <w:br/>
+        <w:t>UC7 --&gt; AI_API</w:t>
+        <w:br/>
+        <w:t>@enduml</w:t>
       </w:r>
     </w:p>
     <w:p>
@@ -474,55 +391,107 @@
     </w:p>
     <w:p>
       <w:r>
-        <w:t xml:space="preserve">Sơ đồ hoạt động dưới đây mô tả luồng Khách hàng tương tác với AI Chatbot. Được thiết kế với </w:t>
-      </w:r>
-      <w:r>
-        <w:rPr>
-          <w:b/>
-        </w:rPr>
-        <w:t>Phân làn bơi (Swimlanes)</w:t>
-      </w:r>
-      <w:r>
-        <w:t xml:space="preserve"> rõ ràng để tách biệt tầng Giao diện (Front-end), Xử lý nghiệp vụ (Back-end/RAG) và Dịch vụ ngoài (AI Engine).</w:t>
+        <w:t>Sơ đồ hoạt động dưới đây mô tả luồng Khách hàng tương tác với AI Chatbot. Được thiết kế với Phân làn bơi (Swimlanes) rõ ràng để tách biệt tầng Giao diện (Front-end), Xử lý nghiệp vụ (Back-end/RAG) và Dịch vụ ngoài (AI Engine).</w:t>
       </w:r>
     </w:p>
     <w:p>
-      <w:pPr>
-        <w:jc w:val="center"/>
-      </w:pPr>
       <w:r>
-        <w:drawing>
-          <wp:inline xmlns:a="http://schemas.openxmlformats.org/drawingml/2006/main" xmlns:pic="http://schemas.openxmlformats.org/drawingml/2006/picture">
-            <wp:extent cx="5486400" cy="3236759"/>
-            <wp:docPr id="2" name="Picture 2"/>
-            <wp:cNvGraphicFramePr>
-              <a:graphicFrameLocks noChangeAspect="1"/>
-            </wp:cNvGraphicFramePr>
-            <a:graphic>
-              <a:graphicData uri="http://schemas.openxmlformats.org/drawingml/2006/picture">
-                <pic:pic>
-                  <pic:nvPicPr>
-                    <pic:cNvPr id="0" name="image.png"/>
-                    <pic:cNvPicPr/>
-                  </pic:nvPicPr>
-                  <pic:blipFill>
-                    <a:blip r:embed="rId10"/>
-                    <a:stretch>
-                      <a:fillRect/>
-                    </a:stretch>
-                  </pic:blipFill>
-                  <pic:spPr>
-                    <a:xfrm>
-                      <a:off x="0" y="0"/>
-                      <a:ext cx="5486400" cy="3236759"/>
-                    </a:xfrm>
-                    <a:prstGeom prst="rect"/>
-                  </pic:spPr>
-                </pic:pic>
-              </a:graphicData>
-            </a:graphic>
-          </wp:inline>
-        </w:drawing>
+        <w:rPr>
+          <w:rFonts w:ascii="Courier New" w:hAnsi="Courier New"/>
+          <w:sz w:val="20"/>
+        </w:rPr>
+        <w:t>@startuml</w:t>
+        <w:br/>
+        <w:t>skinparam style strictuml</w:t>
+        <w:br/>
+        <w:br/>
+        <w:t>|Khách Hàng|</w:t>
+        <w:br/>
+        <w:t>start</w:t>
+        <w:br/>
+        <w:t>:Nhập câu hỏi vào khung Chatbot;</w:t>
+        <w:br/>
+        <w:br/>
+        <w:t>|Giao diện Web (UI)|</w:t>
+        <w:br/>
+        <w:t>:Gửi Request tin nhắn tới Backend API;</w:t>
+        <w:br/>
+        <w:br/>
+        <w:t>|Backend API (RAG System)|</w:t>
+        <w:br/>
+        <w:t>:Phân tích ý định (Intent Parsing);</w:t>
+        <w:br/>
+        <w:t>if (Là truy vấn lịch/giá tiền?) then (Có)</w:t>
+        <w:br/>
+        <w:t xml:space="preserve">    |Cơ sở Dữ liệu|</w:t>
+        <w:br/>
+        <w:t xml:space="preserve">    :Truy vấn Lịch đặt sân &amp; Bảng giá;</w:t>
+        <w:br/>
+        <w:t xml:space="preserve">    |Backend API (RAG System)|</w:t>
+        <w:br/>
+        <w:t xml:space="preserve">    if (Tìm thấy dữ liệu trống?) then (Có)</w:t>
+        <w:br/>
+        <w:t xml:space="preserve">        :Đóng gói Context chứa thông tin sân;</w:t>
+        <w:br/>
+        <w:t xml:space="preserve">    else (Không)</w:t>
+        <w:br/>
+        <w:t xml:space="preserve">        :Đóng gói Context (Không tìm thấy);</w:t>
+        <w:br/>
+        <w:t xml:space="preserve">    endif</w:t>
+        <w:br/>
+        <w:t>else (Hỏi đáp FAQ)</w:t>
+        <w:br/>
+        <w:t xml:space="preserve">    |Backend API (RAG System)|</w:t>
+        <w:br/>
+        <w:t xml:space="preserve">    :Lấy ngữ cảnh FAQ mặc định;</w:t>
+        <w:br/>
+        <w:t>endif</w:t>
+        <w:br/>
+        <w:br/>
+        <w:t>|AI Engine (LLM)|</w:t>
+        <w:br/>
+        <w:t>:Gửi Prompt (Câu hỏi + Context);</w:t>
+        <w:br/>
+        <w:t>:Sinh câu trả lời ngôn ngữ tự nhiên;</w:t>
+        <w:br/>
+        <w:br/>
+        <w:t>|Backend API (RAG System)|</w:t>
+        <w:br/>
+        <w:t>:Nhận kết quả, kiểm duyệt và format JSON;</w:t>
+        <w:br/>
+        <w:br/>
+        <w:t>|Giao diện Web (UI)|</w:t>
+        <w:br/>
+        <w:t>:Hiển thị tin nhắn phản hồi;</w:t>
+        <w:br/>
+        <w:t>if (Kèm gợi ý sân trống?) then (Có)</w:t>
+        <w:br/>
+        <w:t xml:space="preserve">    :Hiển thị thẻ sân kèm nút "Đặt ngay";</w:t>
+        <w:br/>
+        <w:t xml:space="preserve">    |Khách Hàng|</w:t>
+        <w:br/>
+        <w:t xml:space="preserve">    if (Bấm "Đặt ngay"?) then (Đồng ý)</w:t>
+        <w:br/>
+        <w:t xml:space="preserve">        |Giao diện Web (UI)|</w:t>
+        <w:br/>
+        <w:t xml:space="preserve">        :Chuyển hướng sang quy trình Đặt sân;</w:t>
+        <w:br/>
+        <w:t xml:space="preserve">    else (Từ chối)</w:t>
+        <w:br/>
+        <w:t xml:space="preserve">        |Khách Hàng|</w:t>
+        <w:br/>
+        <w:t xml:space="preserve">    endif</w:t>
+        <w:br/>
+        <w:t>else (Không)</w:t>
+        <w:br/>
+        <w:t xml:space="preserve">    |Khách Hàng|</w:t>
+        <w:br/>
+        <w:t>endif</w:t>
+        <w:br/>
+        <w:br/>
+        <w:t>stop</w:t>
+        <w:br/>
+        <w:t>@enduml</w:t>
       </w:r>
     </w:p>
     <w:p>
@@ -539,42 +508,150 @@
       </w:r>
     </w:p>
     <w:p>
-      <w:pPr>
-        <w:jc w:val="center"/>
-      </w:pPr>
       <w:r>
-        <w:drawing>
-          <wp:inline xmlns:a="http://schemas.openxmlformats.org/drawingml/2006/main" xmlns:pic="http://schemas.openxmlformats.org/drawingml/2006/picture">
-            <wp:extent cx="5486400" cy="7269790"/>
-            <wp:docPr id="3" name="Picture 3"/>
-            <wp:cNvGraphicFramePr>
-              <a:graphicFrameLocks noChangeAspect="1"/>
-            </wp:cNvGraphicFramePr>
-            <a:graphic>
-              <a:graphicData uri="http://schemas.openxmlformats.org/drawingml/2006/picture">
-                <pic:pic>
-                  <pic:nvPicPr>
-                    <pic:cNvPr id="0" name="image.png"/>
-                    <pic:cNvPicPr/>
-                  </pic:nvPicPr>
-                  <pic:blipFill>
-                    <a:blip r:embed="rId11"/>
-                    <a:stretch>
-                      <a:fillRect/>
-                    </a:stretch>
-                  </pic:blipFill>
-                  <pic:spPr>
-                    <a:xfrm>
-                      <a:off x="0" y="0"/>
-                      <a:ext cx="5486400" cy="7269790"/>
-                    </a:xfrm>
-                    <a:prstGeom prst="rect"/>
-                  </pic:spPr>
-                </pic:pic>
-              </a:graphicData>
-            </a:graphic>
-          </wp:inline>
-        </w:drawing>
+        <w:rPr>
+          <w:rFonts w:ascii="Courier New" w:hAnsi="Courier New"/>
+          <w:sz w:val="20"/>
+        </w:rPr>
+        <w:t>classDiagram</w:t>
+        <w:br/>
+        <w:t xml:space="preserve">    class NguoiDung {</w:t>
+        <w:br/>
+        <w:t xml:space="preserve">        +UUID id</w:t>
+        <w:br/>
+        <w:t xml:space="preserve">        +String hoTen</w:t>
+        <w:br/>
+        <w:t xml:space="preserve">        +String soDienThoai</w:t>
+        <w:br/>
+        <w:t xml:space="preserve">        +String matKhauHash</w:t>
+        <w:br/>
+        <w:t xml:space="preserve">        +String vaiTro</w:t>
+        <w:br/>
+        <w:t xml:space="preserve">        +dangNhap()</w:t>
+        <w:br/>
+        <w:t xml:space="preserve">    }</w:t>
+        <w:br/>
+        <w:br/>
+        <w:t xml:space="preserve">    class CumSan {</w:t>
+        <w:br/>
+        <w:t xml:space="preserve">        +UUID id</w:t>
+        <w:br/>
+        <w:t xml:space="preserve">        +String tenCumSan</w:t>
+        <w:br/>
+        <w:t xml:space="preserve">        +String diaChi</w:t>
+        <w:br/>
+        <w:t xml:space="preserve">        +String thongTinLienHe</w:t>
+        <w:br/>
+        <w:t xml:space="preserve">    }</w:t>
+        <w:br/>
+        <w:br/>
+        <w:t xml:space="preserve">    class SanTheThao {</w:t>
+        <w:br/>
+        <w:t xml:space="preserve">        +UUID id</w:t>
+        <w:br/>
+        <w:t xml:space="preserve">        +String tenSan</w:t>
+        <w:br/>
+        <w:t xml:space="preserve">        +String loaiSan</w:t>
+        <w:br/>
+        <w:t xml:space="preserve">        +String trangThai</w:t>
+        <w:br/>
+        <w:t xml:space="preserve">    }</w:t>
+        <w:br/>
+        <w:br/>
+        <w:t xml:space="preserve">    class BangGiaKhungGio {</w:t>
+        <w:br/>
+        <w:t xml:space="preserve">        +UUID id</w:t>
+        <w:br/>
+        <w:t xml:space="preserve">        +Time gioBatDau</w:t>
+        <w:br/>
+        <w:t xml:space="preserve">        +Time gioKetThuc</w:t>
+        <w:br/>
+        <w:t xml:space="preserve">        +Double giaTien</w:t>
+        <w:br/>
+        <w:t xml:space="preserve">        +boolean laGioCaoDiem</w:t>
+        <w:br/>
+        <w:t xml:space="preserve">    }</w:t>
+        <w:br/>
+        <w:br/>
+        <w:t xml:space="preserve">    class PhieuDatSan {</w:t>
+        <w:br/>
+        <w:t xml:space="preserve">        +UUID id</w:t>
+        <w:br/>
+        <w:t xml:space="preserve">        +Date ngayDat</w:t>
+        <w:br/>
+        <w:t xml:space="preserve">        +Time thoiGianBatDau</w:t>
+        <w:br/>
+        <w:t xml:space="preserve">        +Time thoiGianKetThuc</w:t>
+        <w:br/>
+        <w:t xml:space="preserve">        +Double tongTien</w:t>
+        <w:br/>
+        <w:t xml:space="preserve">        +String trangThai</w:t>
+        <w:br/>
+        <w:t xml:space="preserve">        +taoPhieuDat()</w:t>
+        <w:br/>
+        <w:t xml:space="preserve">        +huyPhieuDat()</w:t>
+        <w:br/>
+        <w:t xml:space="preserve">    }</w:t>
+        <w:br/>
+        <w:br/>
+        <w:t xml:space="preserve">    class ThanhToan {</w:t>
+        <w:br/>
+        <w:t xml:space="preserve">        +UUID id</w:t>
+        <w:br/>
+        <w:t xml:space="preserve">        +Double soTien</w:t>
+        <w:br/>
+        <w:t xml:space="preserve">        +String phuongThuc</w:t>
+        <w:br/>
+        <w:t xml:space="preserve">        +DateTime thoiGianGiaoDich</w:t>
+        <w:br/>
+        <w:t xml:space="preserve">        +String trangThai</w:t>
+        <w:br/>
+        <w:t xml:space="preserve">    }</w:t>
+        <w:br/>
+        <w:br/>
+        <w:t xml:space="preserve">    class AIChatSession {</w:t>
+        <w:br/>
+        <w:t xml:space="preserve">        +UUID id</w:t>
+        <w:br/>
+        <w:t xml:space="preserve">        +DateTime thoiGianBatDau</w:t>
+        <w:br/>
+        <w:t xml:space="preserve">        +lưuTinNhan()</w:t>
+        <w:br/>
+        <w:t xml:space="preserve">    }</w:t>
+        <w:br/>
+        <w:br/>
+        <w:t xml:space="preserve">    class AIChatMessage {</w:t>
+        <w:br/>
+        <w:t xml:space="preserve">        +UUID id</w:t>
+        <w:br/>
+        <w:t xml:space="preserve">        +String noiDung</w:t>
+        <w:br/>
+        <w:t xml:space="preserve">        +String nguoiGui</w:t>
+        <w:br/>
+        <w:t xml:space="preserve">        +DateTime thoiGian</w:t>
+        <w:br/>
+        <w:t xml:space="preserve">    }</w:t>
+        <w:br/>
+        <w:br/>
+        <w:t xml:space="preserve">    NguoiDung "1" -- "*" PhieuDatSan : thuc hien</w:t>
+        <w:br/>
+        <w:t xml:space="preserve">    NguoiDung "1" -- "*" AIChatSession : tao</w:t>
+        <w:br/>
+        <w:t xml:space="preserve">    </w:t>
+        <w:br/>
+        <w:t xml:space="preserve">    CumSan "1" *-- "*" SanTheThao : chua</w:t>
+        <w:br/>
+        <w:t xml:space="preserve">    SanTheThao "1" *-- "*" BangGiaKhungGio : co</w:t>
+        <w:br/>
+        <w:t xml:space="preserve">    SanTheThao "1" -- "*" PhieuDatSan : duoc dat</w:t>
+        <w:br/>
+        <w:t xml:space="preserve">    </w:t>
+        <w:br/>
+        <w:t xml:space="preserve">    PhieuDatSan "1" -- "1" ThanhToan : co</w:t>
+        <w:br/>
+        <w:t xml:space="preserve">    </w:t>
+        <w:br/>
+        <w:t xml:space="preserve">    AIChatSession "1" *-- "*" AIChatMessage : gom co</w:t>
       </w:r>
     </w:p>
     <w:p>
@@ -597,72 +674,37 @@
       <w:pPr>
         <w:pStyle w:val="ListBullet"/>
       </w:pPr>
-      <w:r/>
       <w:r>
-        <w:rPr>
-          <w:b/>
-        </w:rPr>
-        <w:t>Mã Use Case:</w:t>
-      </w:r>
-      <w:r>
-        <w:t xml:space="preserve"> UC06</w:t>
+        <w:t>Mã Use Case: UC06</w:t>
       </w:r>
     </w:p>
     <w:p>
       <w:pPr>
         <w:pStyle w:val="ListBullet"/>
       </w:pPr>
-      <w:r/>
       <w:r>
-        <w:rPr>
-          <w:b/>
-        </w:rPr>
-        <w:t>Mô tả:</w:t>
-      </w:r>
-      <w:r>
-        <w:t xml:space="preserve"> Khách hàng nhắn tin với Chatbot trên Web để tìm sân trống, hỏi giá mà không cần nhân viên hỗ trợ.</w:t>
+        <w:t>Mô tả: Khách hàng nhắn tin với Chatbot trên Web để tìm sân trống, hỏi giá mà không cần nhân viên hỗ trợ.</w:t>
       </w:r>
     </w:p>
     <w:p>
       <w:pPr>
         <w:pStyle w:val="ListBullet"/>
       </w:pPr>
-      <w:r/>
       <w:r>
-        <w:rPr>
-          <w:b/>
-        </w:rPr>
-        <w:t>Tác nhân:</w:t>
-      </w:r>
-      <w:r>
-        <w:t xml:space="preserve"> Khách hàng, AI Service, Hệ thống CSDL.</w:t>
+        <w:t>Tác nhân: Khách hàng, AI Service, Hệ thống CSDL.</w:t>
       </w:r>
     </w:p>
     <w:p>
       <w:pPr>
         <w:pStyle w:val="ListBullet"/>
       </w:pPr>
-      <w:r/>
       <w:r>
-        <w:rPr>
-          <w:b/>
-        </w:rPr>
         <w:t>Dòng sự kiện chính:</w:t>
       </w:r>
-      <w:r/>
     </w:p>
     <w:p>
       <w:r>
-        <w:t xml:space="preserve">  1. Khách hàng mở khung Chatbot và nhập: </w:t>
-      </w:r>
-      <w:r>
-        <w:rPr>
-          <w:i/>
-        </w:rPr>
-        <w:t>"Tối nay 19h sân 5 còn trống không?"</w:t>
-      </w:r>
-      <w:r>
-        <w:t>.</w:t>
+        <w:t xml:space="preserve">  1. Khách hàng mở khung Chatbot và nhập: "Tối nay 19h sân 5 còn trống không?".</w:t>
       </w:r>
     </w:p>
     <w:p>
@@ -687,59 +729,31 @@
     </w:p>
     <w:p>
       <w:r>
-        <w:t xml:space="preserve">  6. Backend gửi câu trả lời về UI. Khách hàng nhận được kết quả kèm nút </w:t>
-      </w:r>
-      <w:r>
-        <w:rPr>
-          <w:b/>
-        </w:rPr>
-        <w:t>"Đặt ngay"</w:t>
-      </w:r>
-      <w:r>
-        <w:t>.</w:t>
+        <w:t xml:space="preserve">  6. Backend gửi câu trả lời về UI. Khách hàng nhận được kết quả kèm nút "Đặt ngay".</w:t>
       </w:r>
     </w:p>
     <w:p>
       <w:pPr>
         <w:pStyle w:val="ListBullet"/>
       </w:pPr>
-      <w:r/>
       <w:r>
-        <w:rPr>
-          <w:b/>
-        </w:rPr>
         <w:t>Dòng sự kiện ngoại lệ:</w:t>
-      </w:r>
-      <w:r/>
-    </w:p>
-    <w:p>
-      <w:pPr>
-        <w:pStyle w:val="ListBullet"/>
-      </w:pPr>
-      <w:r/>
-      <w:r>
-        <w:rPr>
-          <w:i/>
-        </w:rPr>
-        <w:t>Lỗi kết nối AI:</w:t>
-      </w:r>
-      <w:r>
-        <w:t xml:space="preserve"> Hệ thống hiển thị danh sách sân trống dạng bảng chuẩn (Grid) thay vì câu chữ tự nhiên.</w:t>
       </w:r>
     </w:p>
     <w:p>
       <w:pPr>
         <w:pStyle w:val="ListBullet"/>
       </w:pPr>
-      <w:r/>
       <w:r>
-        <w:rPr>
-          <w:i/>
-        </w:rPr>
-        <w:t>Không có sân trống:</w:t>
+        <w:t>Lỗi kết nối AI: Hệ thống hiển thị danh sách sân trống dạng bảng chuẩn (Grid) thay vì câu chữ tự nhiên.</w:t>
       </w:r>
+    </w:p>
+    <w:p>
+      <w:pPr>
+        <w:pStyle w:val="ListBullet"/>
+      </w:pPr>
       <w:r>
-        <w:t xml:space="preserve"> AI tự động gợi ý khung giờ lân cận hoặc sân ở cụm gần nhất.</w:t>
+        <w:t>Không có sân trống: AI tự động gợi ý khung giờ lân cận hoặc sân ở cụm gần nhất.</w:t>
       </w:r>
     </w:p>
     <w:p>
@@ -754,72 +768,37 @@
       <w:pPr>
         <w:pStyle w:val="ListBullet"/>
       </w:pPr>
-      <w:r/>
       <w:r>
-        <w:rPr>
-          <w:b/>
-        </w:rPr>
-        <w:t>Mã Use Case:</w:t>
-      </w:r>
-      <w:r>
-        <w:t xml:space="preserve"> UC07</w:t>
+        <w:t>Mã Use Case: UC07</w:t>
       </w:r>
     </w:p>
     <w:p>
       <w:pPr>
         <w:pStyle w:val="ListBullet"/>
       </w:pPr>
-      <w:r/>
       <w:r>
-        <w:rPr>
-          <w:b/>
-        </w:rPr>
-        <w:t>Mô tả:</w:t>
-      </w:r>
-      <w:r>
-        <w:t xml:space="preserve"> Chủ sân gõ câu hỏi bằng ngôn ngữ tự nhiên để xem báo cáo doanh thu, đánh giá khách hàng.</w:t>
+        <w:t>Mô tả: Chủ sân gõ câu hỏi bằng ngôn ngữ tự nhiên để xem báo cáo doanh thu, đánh giá khách hàng.</w:t>
       </w:r>
     </w:p>
     <w:p>
       <w:pPr>
         <w:pStyle w:val="ListBullet"/>
       </w:pPr>
-      <w:r/>
       <w:r>
-        <w:rPr>
-          <w:b/>
-        </w:rPr>
-        <w:t>Tác nhân:</w:t>
-      </w:r>
-      <w:r>
-        <w:t xml:space="preserve"> Admin, AI Service, CSDL.</w:t>
+        <w:t>Tác nhân: Admin, AI Service, CSDL.</w:t>
       </w:r>
     </w:p>
     <w:p>
       <w:pPr>
         <w:pStyle w:val="ListBullet"/>
       </w:pPr>
-      <w:r/>
       <w:r>
-        <w:rPr>
-          <w:b/>
-        </w:rPr>
         <w:t>Dòng sự kiện chính:</w:t>
       </w:r>
-      <w:r/>
     </w:p>
     <w:p>
       <w:r>
-        <w:t xml:space="preserve">  1. Admin nhập lệnh: </w:t>
-      </w:r>
-      <w:r>
-        <w:rPr>
-          <w:i/>
-        </w:rPr>
-        <w:t>"Doanh thu tuần này so với tuần trước thế nào?"</w:t>
-      </w:r>
-      <w:r>
-        <w:t>.</w:t>
+        <w:t xml:space="preserve">  1. Admin nhập lệnh: "Doanh thu tuần này so với tuần trước thế nào?".</w:t>
       </w:r>
     </w:p>
     <w:p>
@@ -857,60 +836,32 @@
       <w:pPr>
         <w:pStyle w:val="ListBullet"/>
       </w:pPr>
-      <w:r/>
       <w:r>
-        <w:rPr>
-          <w:b/>
-        </w:rPr>
-        <w:t>SanTheThao:</w:t>
-      </w:r>
-      <w:r>
-        <w:t xml:space="preserve"> Giúp AI biết thông tin kỹ thuật sân (5 người, 7 người) và trạng thái.</w:t>
+        <w:t>SanTheThao: Giúp AI biết thông tin kỹ thuật sân (5 người, 7 người) và trạng thái.</w:t>
       </w:r>
     </w:p>
     <w:p>
       <w:pPr>
         <w:pStyle w:val="ListBullet"/>
       </w:pPr>
-      <w:r/>
       <w:r>
-        <w:rPr>
-          <w:b/>
-        </w:rPr>
-        <w:t>LichDatSan:</w:t>
-      </w:r>
-      <w:r>
-        <w:t xml:space="preserve"> Cung cấp dữ liệu để AI kiểm tra khung giờ nào còn trống (Real-time).</w:t>
+        <w:t>LichDatSan: Cung cấp dữ liệu để AI kiểm tra khung giờ nào còn trống (Real-time).</w:t>
       </w:r>
     </w:p>
     <w:p>
       <w:pPr>
         <w:pStyle w:val="ListBullet"/>
       </w:pPr>
-      <w:r/>
       <w:r>
-        <w:rPr>
-          <w:b/>
-        </w:rPr>
-        <w:t>BangGiaKhungGio:</w:t>
-      </w:r>
-      <w:r>
-        <w:t xml:space="preserve"> Giúp AI tư vấn giá tiền và gợi ý khung giờ rẻ hơn (Off-peak).</w:t>
+        <w:t>BangGiaKhungGio: Giúp AI tư vấn giá tiền và gợi ý khung giờ rẻ hơn (Off-peak).</w:t>
       </w:r>
     </w:p>
     <w:p>
       <w:pPr>
         <w:pStyle w:val="ListBullet"/>
       </w:pPr>
-      <w:r/>
       <w:r>
-        <w:rPr>
-          <w:b/>
-        </w:rPr>
-        <w:t>PhieuDatSan / ThanhToan:</w:t>
-      </w:r>
-      <w:r>
-        <w:t xml:space="preserve"> Cung cấp thông tin để AI theo dõi đối soát doanh thu khi Admin hỏi.</w:t>
+        <w:t>PhieuDatSan / ThanhToan: Cung cấp thông tin để AI theo dõi đối soát doanh thu khi Admin hỏi.</w:t>
       </w:r>
     </w:p>
     <w:p>
@@ -933,45 +884,24 @@
       <w:pPr>
         <w:pStyle w:val="ListBullet"/>
       </w:pPr>
-      <w:r/>
       <w:r>
-        <w:rPr>
-          <w:b/>
-        </w:rPr>
-        <w:t>Vị trí:</w:t>
-      </w:r>
-      <w:r>
-        <w:t xml:space="preserve"> Widget hình tròn cố định ở góc dưới bên phải màn hình (Bottom-Right Floating).</w:t>
+        <w:t>Vị trí: Widget hình tròn cố định ở góc dưới bên phải màn hình (Bottom-Right Floating).</w:t>
       </w:r>
     </w:p>
     <w:p>
       <w:pPr>
         <w:pStyle w:val="ListBullet"/>
       </w:pPr>
-      <w:r/>
       <w:r>
-        <w:rPr>
-          <w:b/>
-        </w:rPr>
         <w:t>Khung Chat (Chat Body):</w:t>
       </w:r>
-      <w:r/>
     </w:p>
     <w:p>
       <w:pPr>
         <w:pStyle w:val="ListBullet"/>
       </w:pPr>
       <w:r>
-        <w:t xml:space="preserve">Tin nhắn chào mừng tự động chứa các câu hỏi gợi ý nhanh (Quick Suggestions) như: </w:t>
-      </w:r>
-      <w:r>
-        <w:rPr>
-          <w:i/>
-        </w:rPr>
-        <w:t>"Sân chiều nay còn trống không?", "Tư vấn thuê dụng cụ"</w:t>
-      </w:r>
-      <w:r>
-        <w:t>.</w:t>
+        <w:t>Tin nhắn chào mừng tự động chứa các câu hỏi gợi ý nhanh (Quick Suggestions) như: "Sân chiều nay còn trống không?", "Tư vấn thuê dụng cụ".</w:t>
       </w:r>
     </w:p>
     <w:p>
@@ -986,24 +916,8 @@
       <w:pPr>
         <w:pStyle w:val="ListBullet"/>
       </w:pPr>
-      <w:r/>
       <w:r>
-        <w:rPr>
-          <w:b/>
-        </w:rPr>
-        <w:t>Thao tác tích hợp (Contextual Actions):</w:t>
-      </w:r>
-      <w:r>
-        <w:t xml:space="preserve"> Nếu AI trả lời có sân trống, giao diện sẽ hiển thị kèm một "Thẻ thông tin sân" (Court Card) có nút bấm </w:t>
-      </w:r>
-      <w:r>
-        <w:rPr>
-          <w:b/>
-        </w:rPr>
-        <w:t>"Đặt ngay"</w:t>
-      </w:r>
-      <w:r>
-        <w:t xml:space="preserve"> chuyển thẳng sang trang thanh toán.</w:t>
+        <w:t>Thao tác tích hợp (Contextual Actions): Nếu AI trả lời có sân trống, giao diện sẽ hiển thị kèm một "Thẻ thông tin sân" (Court Card) có nút bấm "Đặt ngay" chuyển thẳng sang trang thanh toán.</w:t>
       </w:r>
     </w:p>
     <w:p>
@@ -1018,76 +932,32 @@
       <w:pPr>
         <w:pStyle w:val="ListBullet"/>
       </w:pPr>
-      <w:r/>
       <w:r>
-        <w:rPr>
-          <w:b/>
-        </w:rPr>
-        <w:t>Vị trí:</w:t>
-      </w:r>
-      <w:r>
-        <w:t xml:space="preserve"> Thanh tìm kiếm AI thông minh (AI Command Bar) đặt tại vị trí trung tâm phía trên cùng trang Admin Dashboard.</w:t>
+        <w:t>Vị trí: Thanh tìm kiếm AI thông minh (AI Command Bar) đặt tại vị trí trung tâm phía trên cùng trang Admin Dashboard.</w:t>
       </w:r>
     </w:p>
     <w:p>
       <w:pPr>
         <w:pStyle w:val="ListBullet"/>
       </w:pPr>
-      <w:r/>
       <w:r>
-        <w:rPr>
-          <w:b/>
-        </w:rPr>
         <w:t>Cửa sổ Kết quả (AI Insight Modal):</w:t>
-      </w:r>
-      <w:r/>
-    </w:p>
-    <w:p>
-      <w:pPr>
-        <w:pStyle w:val="ListBullet"/>
-      </w:pPr>
-      <w:r/>
-      <w:r>
-        <w:rPr>
-          <w:b/>
-        </w:rPr>
-        <w:t>Khối Tóm tắt (Summary):</w:t>
-      </w:r>
-      <w:r>
-        <w:t xml:space="preserve"> Câu trả lời dạng văn bản tích hợp số liệu kinh doanh.</w:t>
       </w:r>
     </w:p>
     <w:p>
       <w:pPr>
         <w:pStyle w:val="ListBullet"/>
       </w:pPr>
-      <w:r/>
       <w:r>
-        <w:rPr>
-          <w:b/>
-        </w:rPr>
-        <w:t>Khối Gợi ý đề xuất (Actionable Insights):</w:t>
+        <w:t>Khối Tóm tắt (Summary): Câu trả lời dạng văn bản tích hợp số liệu kinh doanh.</w:t>
       </w:r>
+    </w:p>
+    <w:p>
+      <w:pPr>
+        <w:pStyle w:val="ListBullet"/>
+      </w:pPr>
       <w:r>
-        <w:t xml:space="preserve"> AI gợi ý như </w:t>
-      </w:r>
-      <w:r>
-        <w:rPr>
-          <w:i/>
-        </w:rPr>
-        <w:t>"Giảm 20% giá sân 7 người vào khung giờ 9h-11h Thứ Bảy"</w:t>
-      </w:r>
-      <w:r>
-        <w:t xml:space="preserve">. Nút bấm </w:t>
-      </w:r>
-      <w:r>
-        <w:rPr>
-          <w:b/>
-        </w:rPr>
-        <w:t>"Áp dụng khuyến mãi"</w:t>
-      </w:r>
-      <w:r>
-        <w:t xml:space="preserve"> nằm ngay dưới để chủ sân kích hoạt lập tức.</w:t>
+        <w:t>Khối Gợi ý đề xuất (Actionable Insights): AI gợi ý như "Giảm 20% giá sân 7 người vào khung giờ 9h-11h Thứ Bảy". Nút bấm "Áp dụng khuyến mãi" nằm ngay dưới để chủ sân kích hoạt lập tức.</w:t>
       </w:r>
     </w:p>
     <w:sectPr>
